--- a/documentword/全组工作总结.docx
+++ b/documentword/全组工作总结.docx
@@ -432,7 +432,7 @@
                 <w:color w:val="263442"/>
                 <w:sz w:val="17"/>
               </w:rPr>
-              <w:t>学生选课门户、课表保存/提交、加退选、先修规则、成绩单与学生端测试。</w:t>
+              <w:t>学生选课门户、课表保存/提交、加退选、先修规则、学生选课与教师授课时间冲突检测及对应测试、成绩单。</w:t>
             </w:r>
           </w:p>
         </w:tc>
@@ -539,7 +539,7 @@
                 <w:color w:val="263442"/>
                 <w:sz w:val="17"/>
               </w:rPr>
-              <w:t>教师授课选择、资格与冲突、名册、成绩和教师端测试。</w:t>
+              <w:t>教师授课选择、授课资格与班次占用校验、名册、成绩和教师端测试。</w:t>
             </w:r>
           </w:p>
         </w:tc>
